--- a/Lr3/Fischeva_P_V_25-ivt-2-1/лабараторная работа 3.docx
+++ b/Lr3/Fischeva_P_V_25-ivt-2-1/лабараторная работа 3.docx
@@ -121,19 +121,11 @@
       <w:r>
         <w:t xml:space="preserve"> гр.  25-ИВТ-2-1            </w:t>
       </w:r>
-      <w:proofErr w:type="spellStart"/>
-      <w:r>
-        <w:rPr>
-          <w:lang w:val="ru-RU"/>
-        </w:rPr>
-        <w:t>Фищева</w:t>
-      </w:r>
-      <w:proofErr w:type="spellEnd"/>
-      <w:r>
-        <w:rPr>
-          <w:lang w:val="ru-RU"/>
-        </w:rPr>
-        <w:t xml:space="preserve"> П. В.</w:t>
+      <w:r>
+        <w:rPr>
+          <w:lang w:val="ru-RU"/>
+        </w:rPr>
+        <w:t>Фищева П. В.</w:t>
       </w:r>
     </w:p>
     <w:p>
@@ -686,6 +678,7 @@
         <w:ind w:firstLine="0"/>
         <w:jc w:val="both"/>
         <w:rPr>
+          <w:noProof/>
           <w:lang w:val="ru-RU"/>
         </w:rPr>
       </w:pPr>
@@ -744,8 +737,111 @@
         </w:drawing>
       </w:r>
     </w:p>
+    <w:p>
+      <w:pPr>
+        <w:tabs>
+          <w:tab w:val="left" w:pos="4311"/>
+        </w:tabs>
+        <w:ind w:firstLine="0"/>
+        <w:jc w:val="left"/>
+        <w:rPr>
+          <w:lang w:val="ru-RU"/>
+        </w:rPr>
+      </w:pPr>
+      <w:r>
+        <w:rPr>
+          <w:lang w:val="ru-RU"/>
+        </w:rPr>
+        <w:t xml:space="preserve">Добавлен </w:t>
+      </w:r>
+      <w:r>
+        <w:rPr>
+          <w:lang w:val="en-US"/>
+        </w:rPr>
+        <w:t>pull request</w:t>
+      </w:r>
+      <w:r>
+        <w:rPr>
+          <w:lang w:val="ru-RU"/>
+        </w:rPr>
+        <w:t>:</w:t>
+      </w:r>
+    </w:p>
+    <w:p>
+      <w:pPr>
+        <w:tabs>
+          <w:tab w:val="left" w:pos="4311"/>
+        </w:tabs>
+        <w:ind w:firstLine="0"/>
+        <w:jc w:val="left"/>
+        <w:rPr>
+          <w:noProof/>
+          <w:lang w:val="ru-RU"/>
+        </w:rPr>
+      </w:pPr>
+    </w:p>
+    <w:p>
+      <w:pPr>
+        <w:tabs>
+          <w:tab w:val="left" w:pos="4311"/>
+        </w:tabs>
+        <w:ind w:firstLine="0"/>
+        <w:jc w:val="left"/>
+        <w:rPr>
+          <w:lang w:val="ru-RU"/>
+        </w:rPr>
+      </w:pPr>
+      <w:r>
+        <w:rPr>
+          <w:noProof/>
+        </w:rPr>
+        <w:lastRenderedPageBreak/>
+        <w:drawing>
+          <wp:inline distT="0" distB="0" distL="0" distR="0" wp14:anchorId="64141AD6" wp14:editId="071BAAD2">
+            <wp:extent cx="6065422" cy="4120243"/>
+            <wp:effectExtent l="0" t="0" r="0" b="0"/>
+            <wp:docPr id="2" name="Рисунок 2"/>
+            <wp:cNvGraphicFramePr>
+              <a:graphicFrameLocks xmlns:a="http://schemas.openxmlformats.org/drawingml/2006/main" noChangeAspect="1"/>
+            </wp:cNvGraphicFramePr>
+            <a:graphic xmlns:a="http://schemas.openxmlformats.org/drawingml/2006/main">
+              <a:graphicData uri="http://schemas.openxmlformats.org/drawingml/2006/picture">
+                <pic:pic xmlns:pic="http://schemas.openxmlformats.org/drawingml/2006/picture">
+                  <pic:nvPicPr>
+                    <pic:cNvPr id="1" name=""/>
+                    <pic:cNvPicPr/>
+                  </pic:nvPicPr>
+                  <pic:blipFill rotWithShape="1">
+                    <a:blip r:embed="rId12"/>
+                    <a:srcRect l="1899" t="20658" r="32974" b="8555"/>
+                    <a:stretch/>
+                  </pic:blipFill>
+                  <pic:spPr bwMode="auto">
+                    <a:xfrm>
+                      <a:off x="0" y="0"/>
+                      <a:ext cx="6073397" cy="4125660"/>
+                    </a:xfrm>
+                    <a:prstGeom prst="rect">
+                      <a:avLst/>
+                    </a:prstGeom>
+                    <a:ln>
+                      <a:noFill/>
+                    </a:ln>
+                    <a:extLst>
+                      <a:ext uri="{53640926-AAD7-44D8-BBD7-CCE9431645EC}">
+                        <a14:shadowObscured xmlns:a14="http://schemas.microsoft.com/office/drawing/2010/main"/>
+                      </a:ext>
+                    </a:extLst>
+                  </pic:spPr>
+                </pic:pic>
+              </a:graphicData>
+            </a:graphic>
+          </wp:inline>
+        </w:drawing>
+      </w:r>
+    </w:p>
     <w:sectPr>
-      <w:footerReference w:type="first" r:id="rId12"/>
+      <w:footerReference w:type="first" r:id="rId13"/>
       <w:pgSz w:w="11909" w:h="16834"/>
       <w:pgMar w:top="1440" w:right="1440" w:bottom="1440" w:left="1440" w:header="720" w:footer="720" w:gutter="0"/>
       <w:pgNumType w:start="1"/>
@@ -1750,6 +1846,7 @@
   <w:style w:type="character" w:default="1" w:styleId="a0">
     <w:name w:val="Default Paragraph Font"/>
     <w:uiPriority w:val="1"/>
+    <w:semiHidden/>
     <w:unhideWhenUsed/>
   </w:style>
   <w:style w:type="table" w:default="1" w:styleId="a1">
